--- a/ai/_data/gemini_rapor.docx
+++ b/ai/_data/gemini_rapor.docx
@@ -232,7 +232,7 @@
           <w:b/>
           <w:bCs/>
         </w:rPr>
-        <w:t xml:space="preserve">111.4 / 76.2 mmHg</w:t>
+        <w:t xml:space="preserve">111 / 75 mmHg</w:t>
       </w:r>
       <w:r>
         <w:t xml:space="preserve"> </w:t>
@@ -316,13 +316,13 @@
           <w:b/>
           <w:bCs/>
         </w:rPr>
-        <w:t xml:space="preserve">2.72</w:t>
-      </w:r>
-      <w:r>
-        <w:t xml:space="preserve"> </w:t>
-      </w:r>
-      <w:r>
-        <w:t xml:space="preserve">(Mekanik aort kapağı hedef aralığı 2.0–3.0 içinde)</w:t>
+        <w:t xml:space="preserve">2.12</w:t>
+      </w:r>
+      <w:r>
+        <w:t xml:space="preserve"> </w:t>
+      </w:r>
+      <w:r>
+        <w:t xml:space="preserve">(10 Eylül 2026 Test #92; Mekanik aort kapağı hedef aralığı 2.0–3.0 içinde)</w:t>
       </w:r>
       <w:r>
         <w:t xml:space="preserve"> </w:t>
@@ -820,13 +820,13 @@
         <w:t xml:space="preserve">(Ageno et al., 2012 [7])</w:t>
       </w:r>
       <w:r>
-        <w:t xml:space="preserve">. 10 Eylül kür bitiminden sonraki 48 saat içinde kontrol</w:t>
-      </w:r>
-      <w:r>
-        <w:t xml:space="preserve"> </w:t>
-      </w:r>
-      <w:r>
-        <w:t xml:space="preserve">INR zorunludur.</w:t>
+        <w:t xml:space="preserve">. 10 Eylül 16:57’de yapılan koagülasyon kontrolünde INR 2.12</w:t>
+      </w:r>
+      <w:r>
+        <w:t xml:space="preserve"> </w:t>
+      </w:r>
+      <w:r>
+        <w:t xml:space="preserve">(PT: 19.8 sn, aPTT: 44.8 sn) ile kapak güvenli terapötik aralıkta kalmış ve kür saat 20:59’da tamamlanmıştır.</w:t>
       </w:r>
     </w:p>
     <w:bookmarkEnd w:id="12"/>
@@ -894,7 +894,13 @@
         <w:t xml:space="preserve"> </w:t>
       </w:r>
       <w:r>
-        <w:t xml:space="preserve">demir takviyeleri pantoprazolün (Panto) mide asidini nötralize etmesi nedeniyle emilemeyeceğinden,</w:t>
+        <w:t xml:space="preserve">demir tedavisi (Ferro Sanol Duodenal 100 mg) başlanmış olup, PPI kullanımı nedeniyle GİS toleransı ve emilimi izlenmeli,</w:t>
+      </w:r>
+      <w:r>
+        <w:t xml:space="preserve"> </w:t>
+      </w:r>
+      <w:r>
+        <w:t xml:space="preserve">yetersiz yanıtta</w:t>
       </w:r>
       <w:r>
         <w:t xml:space="preserve"> </w:t>
@@ -904,27 +910,13 @@
           <w:b/>
           <w:bCs/>
         </w:rPr>
-        <w:t xml:space="preserve">İntravenöz Ferrik</w:t>
-      </w:r>
-      <w:r>
-        <w:rPr>
-          <w:b/>
-          <w:bCs/>
-        </w:rPr>
-        <w:t xml:space="preserve"> </w:t>
-      </w:r>
-      <w:r>
-        <w:rPr>
-          <w:b/>
-          <w:bCs/>
-        </w:rPr>
-        <w:t xml:space="preserve">Karboksimaltoz (Ferinject 1000 mg)</w:t>
-      </w:r>
-      <w:r>
-        <w:t xml:space="preserve"> </w:t>
-      </w:r>
-      <w:r>
-        <w:t xml:space="preserve">replasmanı mutlak endikedir</w:t>
+        <w:t xml:space="preserve">İntravenöz Ferrik Karboksimaltoz (Ferinject 1000 mg)</w:t>
+      </w:r>
+      <w:r>
+        <w:t xml:space="preserve"> </w:t>
+      </w:r>
+      <w:r>
+        <w:t xml:space="preserve">replasmanı düşünülmelidir</w:t>
       </w:r>
       <w:r>
         <w:t xml:space="preserve"> </w:t>
@@ -966,14 +958,14 @@
         <w:tblLook w:firstRow="1" w:lastRow="0" w:firstColumn="0" w:lastColumn="0" w:noHBand="0" w:noVBand="0" w:val="0020"/>
       </w:tblPr>
       <w:tblGrid>
-        <w:gridCol w:w="660"/>
-        <w:gridCol w:w="1100"/>
-        <w:gridCol w:w="1100"/>
-        <w:gridCol w:w="1100"/>
-        <w:gridCol w:w="1100"/>
-        <w:gridCol w:w="1100"/>
-        <w:gridCol w:w="1100"/>
-        <w:gridCol w:w="660"/>
+        <w:gridCol w:w="1303"/>
+        <w:gridCol w:w="917"/>
+        <w:gridCol w:w="869"/>
+        <w:gridCol w:w="965"/>
+        <w:gridCol w:w="869"/>
+        <w:gridCol w:w="676"/>
+        <w:gridCol w:w="1014"/>
+        <w:gridCol w:w="1303"/>
       </w:tblGrid>
       <w:tr>
         <w:trPr>
@@ -1034,7 +1026,7 @@
               <w:jc w:val="center"/>
             </w:pPr>
             <w:r>
-              <w:t xml:space="preserve">Son Değer (08 Eyl)</w:t>
+              <w:t xml:space="preserve">Son Değer (10 Eyl)</w:t>
             </w:r>
           </w:p>
         </w:tc>
@@ -2022,19 +2014,19 @@
                 <w:b/>
                 <w:bCs/>
               </w:rPr>
-              <w:t xml:space="preserve">2.72</w:t>
-            </w:r>
-          </w:p>
-        </w:tc>
-        <w:tc>
-          <w:tcPr/>
-          <w:p>
-            <w:pPr>
-              <w:pStyle w:val="Compact"/>
-              <w:jc w:val="center"/>
-            </w:pPr>
-            <w:r>
-              <w:t xml:space="preserve">Hedefte</w:t>
+              <w:t xml:space="preserve">2.12</w:t>
+            </w:r>
+          </w:p>
+        </w:tc>
+        <w:tc>
+          <w:tcPr/>
+          <w:p>
+            <w:pPr>
+              <w:pStyle w:val="Compact"/>
+              <w:jc w:val="center"/>
+            </w:pPr>
+            <w:r>
+              <w:t xml:space="preserve">+92.7%</w:t>
             </w:r>
           </w:p>
         </w:tc>
@@ -2050,7 +2042,7 @@
                 <w:b/>
                 <w:bCs/>
               </w:rPr>
-              <w:t xml:space="preserve">ARALIKTA</w:t>
+              <w:t xml:space="preserve">ARALIKTA (10 Eyl)</w:t>
             </w:r>
           </w:p>
         </w:tc>
@@ -2062,6 +2054,222 @@
             </w:pPr>
             <w:r>
               <w:t xml:space="preserve">ESC/EACTS 2021 [4]; ACC [5]</w:t>
+            </w:r>
+          </w:p>
+        </w:tc>
+      </w:tr>
+      <w:tr>
+        <w:tc>
+          <w:tcPr/>
+          <w:p>
+            <w:pPr>
+              <w:pStyle w:val="Compact"/>
+            </w:pPr>
+            <w:r>
+              <w:rPr>
+                <w:b/>
+                <w:bCs/>
+              </w:rPr>
+              <w:t xml:space="preserve">Protrombin Zamanı (PT)</w:t>
+            </w:r>
+          </w:p>
+        </w:tc>
+        <w:tc>
+          <w:tcPr/>
+          <w:p>
+            <w:pPr>
+              <w:pStyle w:val="Compact"/>
+              <w:jc w:val="center"/>
+            </w:pPr>
+            <w:r>
+              <w:t xml:space="preserve">9.6 – 12.0 sn</w:t>
+            </w:r>
+          </w:p>
+        </w:tc>
+        <w:tc>
+          <w:tcPr/>
+          <w:p>
+            <w:pPr>
+              <w:pStyle w:val="Compact"/>
+              <w:jc w:val="center"/>
+            </w:pPr>
+            <w:r>
+              <w:t xml:space="preserve">13.1</w:t>
+            </w:r>
+          </w:p>
+        </w:tc>
+        <w:tc>
+          <w:tcPr/>
+          <w:p>
+            <w:pPr>
+              <w:pStyle w:val="Compact"/>
+              <w:jc w:val="center"/>
+            </w:pPr>
+            <w:r>
+              <w:t xml:space="preserve">64.0 (Pik - 16 Mar)</w:t>
+            </w:r>
+          </w:p>
+        </w:tc>
+        <w:tc>
+          <w:tcPr/>
+          <w:p>
+            <w:pPr>
+              <w:pStyle w:val="Compact"/>
+              <w:jc w:val="center"/>
+            </w:pPr>
+            <w:r>
+              <w:rPr>
+                <w:b/>
+                <w:bCs/>
+              </w:rPr>
+              <w:t xml:space="preserve">19.8</w:t>
+            </w:r>
+          </w:p>
+        </w:tc>
+        <w:tc>
+          <w:tcPr/>
+          <w:p>
+            <w:pPr>
+              <w:pStyle w:val="Compact"/>
+              <w:jc w:val="center"/>
+            </w:pPr>
+            <w:r>
+              <w:t xml:space="preserve">+51.1%</w:t>
+            </w:r>
+          </w:p>
+        </w:tc>
+        <w:tc>
+          <w:tcPr/>
+          <w:p>
+            <w:pPr>
+              <w:pStyle w:val="Compact"/>
+              <w:jc w:val="center"/>
+            </w:pPr>
+            <w:r>
+              <w:rPr>
+                <w:b/>
+                <w:bCs/>
+              </w:rPr>
+              <w:t xml:space="preserve">UZAMIŞ (10 Eyl)</w:t>
+            </w:r>
+          </w:p>
+        </w:tc>
+        <w:tc>
+          <w:tcPr/>
+          <w:p>
+            <w:pPr>
+              <w:pStyle w:val="Compact"/>
+            </w:pPr>
+            <w:r>
+              <w:t xml:space="preserve">VKA İdamesi</w:t>
+            </w:r>
+          </w:p>
+        </w:tc>
+      </w:tr>
+      <w:tr>
+        <w:tc>
+          <w:tcPr/>
+          <w:p>
+            <w:pPr>
+              <w:pStyle w:val="Compact"/>
+            </w:pPr>
+            <w:r>
+              <w:rPr>
+                <w:b/>
+                <w:bCs/>
+              </w:rPr>
+              <w:t xml:space="preserve">aPTT</w:t>
+            </w:r>
+          </w:p>
+        </w:tc>
+        <w:tc>
+          <w:tcPr/>
+          <w:p>
+            <w:pPr>
+              <w:pStyle w:val="Compact"/>
+              <w:jc w:val="center"/>
+            </w:pPr>
+            <w:r>
+              <w:t xml:space="preserve">23.9 – 33.2 sn</w:t>
+            </w:r>
+          </w:p>
+        </w:tc>
+        <w:tc>
+          <w:tcPr/>
+          <w:p>
+            <w:pPr>
+              <w:pStyle w:val="Compact"/>
+              <w:jc w:val="center"/>
+            </w:pPr>
+            <w:r>
+              <w:t xml:space="preserve">27.9</w:t>
+            </w:r>
+          </w:p>
+        </w:tc>
+        <w:tc>
+          <w:tcPr/>
+          <w:p>
+            <w:pPr>
+              <w:pStyle w:val="Compact"/>
+              <w:jc w:val="center"/>
+            </w:pPr>
+            <w:r>
+              <w:t xml:space="preserve">85.5 (Pik - 16 Mar)</w:t>
+            </w:r>
+          </w:p>
+        </w:tc>
+        <w:tc>
+          <w:tcPr/>
+          <w:p>
+            <w:pPr>
+              <w:pStyle w:val="Compact"/>
+              <w:jc w:val="center"/>
+            </w:pPr>
+            <w:r>
+              <w:rPr>
+                <w:b/>
+                <w:bCs/>
+              </w:rPr>
+              <w:t xml:space="preserve">44.8</w:t>
+            </w:r>
+          </w:p>
+        </w:tc>
+        <w:tc>
+          <w:tcPr/>
+          <w:p>
+            <w:pPr>
+              <w:pStyle w:val="Compact"/>
+              <w:jc w:val="center"/>
+            </w:pPr>
+            <w:r>
+              <w:t xml:space="preserve">+60.6%</w:t>
+            </w:r>
+          </w:p>
+        </w:tc>
+        <w:tc>
+          <w:tcPr/>
+          <w:p>
+            <w:pPr>
+              <w:pStyle w:val="Compact"/>
+              <w:jc w:val="center"/>
+            </w:pPr>
+            <w:r>
+              <w:rPr>
+                <w:b/>
+                <w:bCs/>
+              </w:rPr>
+              <w:t xml:space="preserve">UZAMIŞ (10 Eyl)</w:t>
+            </w:r>
+          </w:p>
+        </w:tc>
+        <w:tc>
+          <w:tcPr/>
+          <w:p>
+            <w:pPr>
+              <w:pStyle w:val="Compact"/>
+            </w:pPr>
+            <w:r>
+              <w:t xml:space="preserve">VKA İdamesi</w:t>
             </w:r>
           </w:p>
         </w:tc>
@@ -3101,7 +3309,7 @@
         <w:t xml:space="preserve"> </w:t>
       </w:r>
       <w:r>
-        <w:t xml:space="preserve">tromboemboli profilaksisi</w:t>
+        <w:t xml:space="preserve">tromboemboli profilaksisi (Son INR 2.12 ile tam hedefte)</w:t>
       </w:r>
       <w:r>
         <w:t xml:space="preserve"> </w:t>
@@ -3212,7 +3420,7 @@
         <w:t xml:space="preserve"> </w:t>
       </w:r>
       <w:r>
-        <w:t xml:space="preserve">remodelingi önleme</w:t>
+        <w:t xml:space="preserve">remodelingi önleme (Tansiyonu 111/75’e stabilize etti)</w:t>
       </w:r>
       <w:r>
         <w:t xml:space="preserve"> </w:t>
@@ -3294,7 +3502,7 @@
         <w:t xml:space="preserve"> </w:t>
       </w:r>
       <w:r>
-        <w:t xml:space="preserve">profilaksisi</w:t>
+        <w:t xml:space="preserve">profilaksisi (Ferro Sanol’den 1 saat sonra)</w:t>
       </w:r>
       <w:r>
         <w:t xml:space="preserve"> </w:t>
@@ -3323,19 +3531,48 @@
           <w:b/>
           <w:bCs/>
         </w:rPr>
+        <w:t xml:space="preserve">Ferro Sanol Duodenal (Demir Preparatı - Fe²⁺) 100 mg Kapsül:</w:t>
+      </w:r>
+      <w:r>
+        <w:t xml:space="preserve"> </w:t>
+      </w:r>
+      <w:r>
+        <w:t xml:space="preserve">Günde 1 kez sabah aç karnına (Panto’dan 1 saat önce bol suyla). Ağır mikrositik demir eksikliği anemisi replasmanı (11 Eylül’de başlandı)</w:t>
+      </w:r>
+      <w:r>
+        <w:t xml:space="preserve"> </w:t>
+      </w:r>
+      <w:r>
+        <w:rPr>
+          <w:i/>
+          <w:iCs/>
+        </w:rPr>
+        <w:t xml:space="preserve">(Goddard et al., 2021 [9])</w:t>
+      </w:r>
+      <w:r>
+        <w:t xml:space="preserve">.</w:t>
+      </w:r>
+    </w:p>
+    <w:p>
+      <w:pPr>
+        <w:pStyle w:val="Compact"/>
+        <w:numPr>
+          <w:ilvl w:val="0"/>
+          <w:numId w:val="1003"/>
+        </w:numPr>
+      </w:pPr>
+      <w:r>
+        <w:rPr>
+          <w:b/>
+          <w:bCs/>
+        </w:rPr>
         <w:t xml:space="preserve">Klamoks BID (Amoksisilin + Klavulanik Asit) 1000 mg Tablet:</w:t>
       </w:r>
       <w:r>
         <w:t xml:space="preserve"> </w:t>
       </w:r>
       <w:r>
-        <w:t xml:space="preserve">Günde 2 kez 1 tablet (4–10 Eylül ampirik kür sonu).</w:t>
-      </w:r>
-      <w:r>
-        <w:t xml:space="preserve"> </w:t>
-      </w:r>
-      <w:r>
-        <w:t xml:space="preserve">Yara yeri ve CRP kontrolü</w:t>
+        <w:t xml:space="preserve">10 Eylül 20:59’da 7 günlük kür tamamlandı (Sonlandırıldı)</w:t>
       </w:r>
       <w:r>
         <w:t xml:space="preserve"> </w:t>
@@ -3456,7 +3693,7 @@
         <w:t xml:space="preserve"> </w:t>
       </w:r>
       <w:r>
-        <w:t xml:space="preserve">Ağır demir eksikliği anemisine (HGB 9.7 g/dL, Ferritin 19 µg/L) yönelik</w:t>
+        <w:t xml:space="preserve">Ağır demir eksikliği anemisine (HGB 9.7 g/dL, Ferritin 19 µg/L) yönelik 10 Eylül’de reçetelenen</w:t>
       </w:r>
       <w:r>
         <w:t xml:space="preserve"> </w:t>
@@ -3466,21 +3703,23 @@
           <w:b/>
           <w:bCs/>
         </w:rPr>
-        <w:t xml:space="preserve">İntravenöz</w:t>
+        <w:t xml:space="preserve">Ferro Sanol Duodenal 100 mg</w:t>
+      </w:r>
+      <w:r>
+        <w:t xml:space="preserve"> </w:t>
+      </w:r>
+      <w:r>
+        <w:t xml:space="preserve">tedavisine 11 Eylül sabahı başlandı. GİS toleransı izlenmeli, gerekirse tek seans</w:t>
+      </w:r>
+      <w:r>
+        <w:t xml:space="preserve"> </w:t>
       </w:r>
       <w:r>
         <w:rPr>
           <w:b/>
           <w:bCs/>
         </w:rPr>
-        <w:t xml:space="preserve"> </w:t>
-      </w:r>
-      <w:r>
-        <w:rPr>
-          <w:b/>
-          <w:bCs/>
-        </w:rPr>
-        <w:t xml:space="preserve">Ferrik Karboksimaltoz (Ferinject 1000 mg)</w:t>
+        <w:t xml:space="preserve">İntravenöz Ferrik Karboksimaltoz (Ferinject 1000 mg)</w:t>
       </w:r>
       <w:r>
         <w:t xml:space="preserve"> </w:t>
@@ -3527,13 +3766,13 @@
         <w:t xml:space="preserve"> </w:t>
       </w:r>
       <w:r>
-        <w:t xml:space="preserve">Klamoks tedavisinin 10 Eylül’de tamamlanmasının ardından 48–72 saat içinde (12–13 Eylül)</w:t>
-      </w:r>
-      <w:r>
-        <w:t xml:space="preserve"> </w:t>
-      </w:r>
-      <w:r>
-        <w:t xml:space="preserve">kontrol INR bakılmalı; antibiyotik çekilmesine bağlı dalgalanma titre edilmelidir</w:t>
+        <w:t xml:space="preserve">Klamoks tedavisinin 10 Eylül 20:59’da tamamlanmasının ardından kontrol koagülasyon testinde</w:t>
+      </w:r>
+      <w:r>
+        <w:t xml:space="preserve"> </w:t>
+      </w:r>
+      <w:r>
+        <w:t xml:space="preserve">(#92, 16:57) INR 2.12 (PT: 19.8 sn, aPTT: 44.8 sn) ölçülerek mekanik kapağın hedef aralıkta (2.0-3.0) kaldığı kanıtlanmıştır</w:t>
       </w:r>
       <w:r>
         <w:t xml:space="preserve"> </w:t>
